--- a/COC_TEMPLATE.docx
+++ b/COC_TEMPLATE.docx
@@ -6426,7 +6426,7 @@
                 <w:sz w:val="14"/>
                 <w:szCs w:val="14"/>
               </w:rPr>
-              <w:t>☐  ACCEPTED</w:t>
+              <w:t xml:space="preserve">{{RES_OK}}  ACCEPTED</w:t>
             </w:r>
             <w:proofErr w:type="gramEnd"/>
             <w:r>
@@ -6454,7 +6454,7 @@
                 <w:sz w:val="14"/>
                 <w:szCs w:val="14"/>
               </w:rPr>
-              <w:t>☐  REJECTED</w:t>
+              <w:t xml:space="preserve">{{RES_NG}}  REJECTED</w:t>
             </w:r>
             <w:proofErr w:type="gramEnd"/>
             <w:r>
@@ -6613,7 +6613,7 @@
                 <w:sz w:val="11"/>
                 <w:szCs w:val="11"/>
               </w:rPr>
-              <w:t>QC Inspector</w:t>
+              <w:t>QC Inspector — CK368</w:t>
             </w:r>
           </w:p>
           <w:p>
@@ -6992,7 +6992,7 @@
                 <w:sz w:val="11"/>
                 <w:szCs w:val="11"/>
               </w:rPr>
-              <w:t>Director  (</w:t>
+              <w:t xml:space="preserve">Director — Dai Hong Phat  (</w:t>
             </w:r>
             <w:proofErr w:type="gramEnd"/>
             <w:r>
@@ -7089,13 +7089,18 @@
     </w:tbl>
     <w:p>
       <w:r>
-        <w:br w:type="page"/>
+        <w:t xml:space="preserve">{{#IS}}</w:t>
       </w:r>
     </w:p>
     <w:p>
-      <w:r>
-        <w:t xml:space="preserve">{{#IS}}</w:t>
-      </w:r>
+      <w:pPr>
+        <w:pageBreakBefore/>
+        <w:spacing w:before="0" w:after="0" w:line="20" w:lineRule="exact"/>
+        <w:rPr>
+          <w:sz w:val="2"/>
+          <w:szCs w:val="2"/>
+        </w:rPr>
+      </w:pPr>
     </w:p>
     <w:tbl>
       <w:tblPr>
@@ -7181,174 +7186,8 @@
                 <w:sz w:val="12"/>
                 <w:szCs w:val="12"/>
               </w:rPr>
-              <w:t xml:space="preserve">PHIẾU KIỂM TRA CHI </w:t>
-            </w:r>
-            <w:proofErr w:type="gramStart"/>
-            <w:r>
-              <w:rPr>
-                <w:i/>
-                <w:iCs/>
-                <w:color w:val="CFE3F5"/>
-                <w:sz w:val="12"/>
-                <w:szCs w:val="12"/>
-              </w:rPr>
-              <w:t>TIẾT  —</w:t>
-            </w:r>
-            <w:proofErr w:type="gramEnd"/>
-            <w:r>
-              <w:rPr>
-                <w:i/>
-                <w:iCs/>
-                <w:color w:val="CFE3F5"/>
-                <w:sz w:val="12"/>
-                <w:szCs w:val="12"/>
-              </w:rPr>
-              <w:t xml:space="preserve">  </w:t>
-            </w:r>
-            <w:proofErr w:type="spellStart"/>
-            <w:r>
-              <w:rPr>
-                <w:i/>
-                <w:iCs/>
-                <w:color w:val="CFE3F5"/>
-                <w:sz w:val="12"/>
-                <w:szCs w:val="12"/>
-              </w:rPr>
-              <w:t>đính</w:t>
-            </w:r>
-            <w:proofErr w:type="spellEnd"/>
-            <w:r>
-              <w:rPr>
-                <w:i/>
-                <w:iCs/>
-                <w:color w:val="CFE3F5"/>
-                <w:sz w:val="12"/>
-                <w:szCs w:val="12"/>
-              </w:rPr>
-              <w:t xml:space="preserve"> </w:t>
-            </w:r>
-            <w:proofErr w:type="spellStart"/>
-            <w:r>
-              <w:rPr>
-                <w:i/>
-                <w:iCs/>
-                <w:color w:val="CFE3F5"/>
-                <w:sz w:val="12"/>
-                <w:szCs w:val="12"/>
-              </w:rPr>
-              <w:t>kèm</w:t>
-            </w:r>
-            <w:proofErr w:type="spellEnd"/>
-            <w:r>
-              <w:rPr>
-                <w:i/>
-                <w:iCs/>
-                <w:color w:val="CFE3F5"/>
-                <w:sz w:val="12"/>
-                <w:szCs w:val="12"/>
-              </w:rPr>
-              <w:t xml:space="preserve"> </w:t>
-            </w:r>
-            <w:proofErr w:type="spellStart"/>
-            <w:r>
-              <w:rPr>
-                <w:i/>
-                <w:iCs/>
-                <w:color w:val="CFE3F5"/>
-                <w:sz w:val="12"/>
-                <w:szCs w:val="12"/>
-              </w:rPr>
-              <w:t>giấy</w:t>
-            </w:r>
-            <w:proofErr w:type="spellEnd"/>
-            <w:r>
-              <w:rPr>
-                <w:i/>
-                <w:iCs/>
-                <w:color w:val="CFE3F5"/>
-                <w:sz w:val="12"/>
-                <w:szCs w:val="12"/>
-              </w:rPr>
-              <w:t xml:space="preserve"> </w:t>
-            </w:r>
-            <w:proofErr w:type="spellStart"/>
-            <w:r>
-              <w:rPr>
-                <w:i/>
-                <w:iCs/>
-                <w:color w:val="CFE3F5"/>
-                <w:sz w:val="12"/>
-                <w:szCs w:val="12"/>
-              </w:rPr>
-              <w:t>chứng</w:t>
-            </w:r>
-            <w:proofErr w:type="spellEnd"/>
-            <w:r>
-              <w:rPr>
-                <w:i/>
-                <w:iCs/>
-                <w:color w:val="CFE3F5"/>
-                <w:sz w:val="12"/>
-                <w:szCs w:val="12"/>
-              </w:rPr>
-              <w:t xml:space="preserve"> </w:t>
-            </w:r>
-            <w:proofErr w:type="spellStart"/>
-            <w:r>
-              <w:rPr>
-                <w:i/>
-                <w:iCs/>
-                <w:color w:val="CFE3F5"/>
-                <w:sz w:val="12"/>
-                <w:szCs w:val="12"/>
-              </w:rPr>
-              <w:t>nhận</w:t>
-            </w:r>
-            <w:proofErr w:type="spellEnd"/>
-            <w:r>
-              <w:rPr>
-                <w:i/>
-                <w:iCs/>
-                <w:color w:val="CFE3F5"/>
-                <w:sz w:val="12"/>
-                <w:szCs w:val="12"/>
-              </w:rPr>
-              <w:t xml:space="preserve"> </w:t>
-            </w:r>
-            <w:proofErr w:type="spellStart"/>
-            <w:r>
-              <w:rPr>
-                <w:i/>
-                <w:iCs/>
-                <w:color w:val="CFE3F5"/>
-                <w:sz w:val="12"/>
-                <w:szCs w:val="12"/>
-              </w:rPr>
-              <w:t>xuất</w:t>
-            </w:r>
-            <w:proofErr w:type="spellEnd"/>
-            <w:r>
-              <w:rPr>
-                <w:i/>
-                <w:iCs/>
-                <w:color w:val="CFE3F5"/>
-                <w:sz w:val="12"/>
-                <w:szCs w:val="12"/>
-              </w:rPr>
-              <w:t xml:space="preserve"> </w:t>
-            </w:r>
-            <w:proofErr w:type="spellStart"/>
-            <w:r>
-              <w:rPr>
-                <w:i/>
-                <w:iCs/>
-                <w:color w:val="CFE3F5"/>
-                <w:sz w:val="12"/>
-                <w:szCs w:val="12"/>
-              </w:rPr>
-              <w:t>xưởng</w:t>
-            </w:r>
-            <w:proofErr w:type="spellEnd"/>
+              <w:t xml:space="preserve">PHIẾU KIỂM TRA CHI TIẾT  —  {{IS_SUB}}</w:t>
+            </w:r>
           </w:p>
         </w:tc>
       </w:tr>
@@ -26654,6 +26493,14 @@
               </w:rPr>
               <w:t>:</w:t>
             </w:r>
+            <w:r>
+              <w:rPr>
+                <w:color w:val="1F2937"/>
+                <w:sz w:val="15"/>
+                <w:szCs w:val="15"/>
+              </w:rPr>
+              <w:t xml:space="preserve">  {{IS_QC}}</w:t>
+            </w:r>
           </w:p>
           <w:p>
             <w:pPr>
@@ -26764,6 +26611,14 @@
                 <w:szCs w:val="12"/>
               </w:rPr>
               <w:t>:</w:t>
+            </w:r>
+            <w:r>
+              <w:rPr>
+                <w:color w:val="1F2937"/>
+                <w:sz w:val="15"/>
+                <w:szCs w:val="15"/>
+              </w:rPr>
+              <w:t xml:space="preserve">  {{IS_DATE}}</w:t>
             </w:r>
           </w:p>
           <w:p>
@@ -26788,9 +26643,14 @@
       </w:r>
     </w:p>
     <w:p>
-      <w:r>
-        <w:br w:type="page"/>
-      </w:r>
+      <w:pPr>
+        <w:pageBreakBefore/>
+        <w:spacing w:before="0" w:after="0" w:line="20" w:lineRule="exact"/>
+        <w:rPr>
+          <w:sz w:val="2"/>
+          <w:szCs w:val="2"/>
+        </w:rPr>
+      </w:pPr>
     </w:p>
     <w:tbl>
       <w:tblPr>
@@ -30624,7 +30484,7 @@
       <w:headerReference w:type="default" r:id="rId7"/>
       <w:footerReference w:type="default" r:id="rId8"/>
       <w:pgSz w:w="11906" w:h="16838"/>
-      <w:pgMar w:top="1580" w:right="720" w:bottom="1160" w:left="720" w:header="330" w:footer="290" w:gutter="0"/>
+      <w:pgMar w:top="2050" w:right="720" w:bottom="1160" w:left="720" w:header="330" w:footer="290" w:gutter="0"/>
       <w:cols w:space="720"/>
       <w:docGrid w:linePitch="360"/>
     </w:sectPr>
@@ -30674,25 +30534,7 @@
         <w:sz w:val="11"/>
         <w:szCs w:val="11"/>
       </w:rPr>
-      <w:t xml:space="preserve">Tax code / MST: 0314400016   |   </w:t>
-    </w:r>
-    <w:proofErr w:type="spellStart"/>
-    <w:r>
-      <w:rPr>
-        <w:color w:val="5A6675"/>
-        <w:sz w:val="11"/>
-        <w:szCs w:val="11"/>
-      </w:rPr>
-      <w:t>Vietcombank</w:t>
-    </w:r>
-    <w:proofErr w:type="spellEnd"/>
-    <w:r>
-      <w:rPr>
-        <w:color w:val="5A6675"/>
-        <w:sz w:val="11"/>
-        <w:szCs w:val="11"/>
-      </w:rPr>
-      <w:t xml:space="preserve"> Thu Duc: 0381000519505   |   www.368mechanical.com</w:t>
+      <w:t xml:space="preserve">Dai Hong Phat Couplings and Transmission Co., Ltd   |   www.daihongphat.asia   |   Manufactured at CK368 Workshop — a member of Dai Hong Phat</w:t>
     </w:r>
     <w:r>
       <w:rPr>
@@ -31217,55 +31059,44 @@
     <w:tblPr>
       <w:tblW w:w="10466" w:type="dxa"/>
       <w:tblBorders>
-        <w:top w:val="single" w:sz="4" w:space="0" w:color="auto"/>
-        <w:left w:val="single" w:sz="4" w:space="0" w:color="auto"/>
-        <w:bottom w:val="single" w:sz="4" w:space="0" w:color="auto"/>
-        <w:right w:val="single" w:sz="4" w:space="0" w:color="auto"/>
-        <w:insideH w:val="single" w:sz="4" w:space="0" w:color="auto"/>
-        <w:insideV w:val="single" w:sz="4" w:space="0" w:color="auto"/>
+        <w:top w:val="nil"/>
+        <w:left w:val="nil"/>
+        <w:bottom w:val="nil"/>
+        <w:right w:val="nil"/>
+        <w:insideH w:val="nil"/>
+        <w:insideV w:val="nil"/>
       </w:tblBorders>
-      <w:tblCellMar>
-        <w:left w:w="10" w:type="dxa"/>
-        <w:right w:w="10" w:type="dxa"/>
-      </w:tblCellMar>
-      <w:tblLook w:val="04A0" w:firstRow="1" w:lastRow="0" w:firstColumn="1" w:lastColumn="0" w:noHBand="0" w:noVBand="1"/>
+      <w:tblLayout w:type="fixed"/>
     </w:tblPr>
     <w:tblGrid>
-      <w:gridCol w:w="1450"/>
-      <w:gridCol w:w="6516"/>
-      <w:gridCol w:w="2500"/>
+      <w:gridCol w:w="2560"/>
+      <w:gridCol w:w="5706"/>
+      <w:gridCol w:w="2200"/>
     </w:tblGrid>
     <w:tr>
-      <w:tblPrEx>
-        <w:tblCellMar>
-          <w:top w:w="0" w:type="dxa"/>
-          <w:bottom w:w="0" w:type="dxa"/>
-        </w:tblCellMar>
-      </w:tblPrEx>
-      <w:trPr>
-        <w:cantSplit/>
-      </w:trPr>
       <w:tc>
         <w:tcPr>
-          <w:tcW w:w="1450" w:type="dxa"/>
+          <w:tcW w:w="2560" w:type="dxa"/>
           <w:tcMar>
-            <w:top w:w="35" w:type="dxa"/>
-            <w:left w:w="85" w:type="dxa"/>
-            <w:bottom w:w="35" w:type="dxa"/>
-            <w:right w:w="85" w:type="dxa"/>
+            <w:left w:w="0" w:type="dxa"/>
+            <w:right w:w="0" w:type="dxa"/>
           </w:tcMar>
           <w:vAlign w:val="center"/>
         </w:tcPr>
         <w:p>
+          <w:pPr>
+            <w:spacing w:before="0" w:after="0" w:line="240" w:lineRule="atLeast"/>
+            <w:jc w:val="left"/>
+          </w:pPr>
           <w:r>
             <w:rPr>
               <w:noProof/>
             </w:rPr>
             <w:drawing>
-              <wp:inline distT="0" distB="0" distL="0" distR="0" wp14:anchorId="0FF5043A" wp14:editId="45AFF1A6">
-                <wp:extent cx="742950" cy="657225"/>
+              <wp:inline distT="0" distB="0" distL="0" distR="0">
+                <wp:extent cx="1536700" cy="544674"/>
                 <wp:effectExtent l="0" t="0" r="0" b="0"/>
-                <wp:docPr id="1" name="Picture 1"/>
+                <wp:docPr id="11" name="DHP logo"/>
                 <wp:cNvGraphicFramePr>
                   <a:graphicFrameLocks xmlns:a="http://schemas.openxmlformats.org/drawingml/2006/main" noChangeAspect="1"/>
                 </wp:cNvGraphicFramePr>
@@ -31273,22 +31104,19 @@
                   <a:graphicData uri="http://schemas.openxmlformats.org/drawingml/2006/picture">
                     <pic:pic xmlns:pic="http://schemas.openxmlformats.org/drawingml/2006/picture">
                       <pic:nvPicPr>
-                        <pic:cNvPr id="0" name=""/>
-                        <pic:cNvPicPr>
-                          <a:picLocks noChangeAspect="1" noChangeArrowheads="1"/>
-                        </pic:cNvPicPr>
+                        <pic:cNvPr id="11" name="DHP logo"/>
+                        <pic:cNvPicPr/>
                       </pic:nvPicPr>
                       <pic:blipFill>
-                        <a:blip r:embed="rId1"/>
-                        <a:srcRect/>
+                        <a:blip r:embed="rIdDhpLogo"/>
                         <a:stretch>
                           <a:fillRect/>
                         </a:stretch>
                       </pic:blipFill>
-                      <pic:spPr bwMode="auto">
+                      <pic:spPr>
                         <a:xfrm>
                           <a:off x="0" y="0"/>
-                          <a:ext cx="742950" cy="657225"/>
+                          <a:ext cx="1536700" cy="544674"/>
                         </a:xfrm>
                         <a:prstGeom prst="rect">
                           <a:avLst/>
@@ -31304,34 +31132,232 @@
       </w:tc>
       <w:tc>
         <w:tcPr>
-          <w:tcW w:w="6516" w:type="dxa"/>
+          <w:tcW w:w="5706" w:type="dxa"/>
           <w:tcMar>
-            <w:top w:w="35" w:type="dxa"/>
-            <w:left w:w="85" w:type="dxa"/>
-            <w:bottom w:w="35" w:type="dxa"/>
-            <w:right w:w="85" w:type="dxa"/>
+            <w:left w:w="80" w:type="dxa"/>
+            <w:right w:w="40" w:type="dxa"/>
           </w:tcMar>
           <w:vAlign w:val="center"/>
         </w:tcPr>
         <w:p>
           <w:pPr>
-            <w:spacing w:line="235" w:lineRule="atLeast"/>
+            <w:spacing w:before="0" w:after="0" w:line="230" w:lineRule="atLeast"/>
+            <w:jc w:val="left"/>
+          </w:pPr>
+          <w:r>
+            <w:rPr>
+              <w:b/>
+              <w:bCs/>
+              <w:color w:val="1F2937"/>
+              <w:sz w:val="17"/>
+              <w:szCs w:val="17"/>
+            </w:rPr>
+            <w:t xml:space="preserve">CÔNG TY TNHH KHỚP NỐI VÀ TRUYỀN ĐỘNG ĐẠI HỒNG PHÁT</w:t>
+          </w:r>
+        </w:p>
+        <w:p>
+          <w:pPr>
+            <w:spacing w:before="0" w:after="0" w:line="200" w:lineRule="atLeast"/>
+            <w:jc w:val="left"/>
+          </w:pPr>
+          <w:r>
+            <w:rPr>
+              <w:i/>
+              <w:iCs/>
+              <w:color w:val="374151"/>
+              <w:sz w:val="14"/>
+              <w:szCs w:val="14"/>
+            </w:rPr>
+            <w:t xml:space="preserve">DAI HONG PHAT COUPLINGS AND TRANSMISSION CO., LTD</w:t>
+          </w:r>
+        </w:p>
+        <w:p>
+          <w:pPr>
+            <w:spacing w:before="0" w:after="0" w:line="185" w:lineRule="atLeast"/>
+            <w:jc w:val="left"/>
+          </w:pPr>
+          <w:r>
+            <w:rPr>
+              <w:color w:val="5A6675"/>
+              <w:sz w:val="13"/>
+              <w:szCs w:val="13"/>
+            </w:rPr>
+            <w:t xml:space="preserve">VP: Số 22, Đường số 11, KDC Khang Điền, P. Phước Long, TP. Hồ Chí Minh</w:t>
+          </w:r>
+        </w:p>
+        <w:p>
+          <w:pPr>
+            <w:spacing w:before="0" w:after="0" w:line="185" w:lineRule="atLeast"/>
+            <w:jc w:val="left"/>
+          </w:pPr>
+          <w:r>
+            <w:rPr>
+              <w:color w:val="5A6675"/>
+              <w:sz w:val="13"/>
+              <w:szCs w:val="13"/>
+            </w:rPr>
+            <w:t xml:space="preserve">Nhà máy / Factory: 113T An Phú 07, KP 1A, P. An Phú, Thuận An, Bình Dương</w:t>
+          </w:r>
+        </w:p>
+      </w:tc>
+      <w:tc>
+        <w:tcPr>
+          <w:tcW w:w="2200" w:type="dxa"/>
+          <w:tcMar>
+            <w:left w:w="0" w:type="dxa"/>
+            <w:right w:w="0" w:type="dxa"/>
+          </w:tcMar>
+          <w:vAlign w:val="center"/>
+        </w:tcPr>
+        <w:p>
+          <w:pPr>
+            <w:spacing w:before="0" w:after="0" w:line="220" w:lineRule="atLeast"/>
+            <w:jc w:val="right"/>
           </w:pPr>
           <w:r>
             <w:rPr>
               <w:b/>
               <w:bCs/>
               <w:color w:val="173E7C"/>
-              <w:sz w:val="20"/>
-              <w:szCs w:val="20"/>
+              <w:sz w:val="15"/>
+              <w:szCs w:val="15"/>
             </w:rPr>
-            <w:t>368 MECHANICAL JOINT STOCK COMPANY</w:t>
+            <w:t xml:space="preserve">QUALITY DOCUMENT</w:t>
           </w:r>
         </w:p>
         <w:p>
           <w:pPr>
-            <w:spacing w:line="195" w:lineRule="atLeast"/>
+            <w:spacing w:before="0" w:after="0" w:line="190" w:lineRule="atLeast"/>
+            <w:jc w:val="right"/>
           </w:pPr>
+          <w:r>
+            <w:rPr>
+              <w:color w:val="5A6675"/>
+              <w:sz w:val="13"/>
+              <w:szCs w:val="13"/>
+            </w:rPr>
+            <w:t xml:space="preserve">Form F-QC-01 / Rev.01</w:t>
+          </w:r>
+        </w:p>
+      </w:tc>
+    </w:tr>
+  </w:tbl>
+  <w:p>
+    <w:pPr>
+      <w:pBdr>
+        <w:bottom w:val="single" w:sz="12" w:space="1" w:color="C8102E"/>
+      </w:pBdr>
+      <w:spacing w:before="20" w:after="40" w:line="40" w:lineRule="exact"/>
+    </w:pPr>
+  </w:p>
+  <w:tbl>
+    <w:tblPr>
+      <w:tblW w:w="10466" w:type="dxa"/>
+      <w:tblBorders>
+        <w:top w:val="nil"/>
+        <w:left w:val="nil"/>
+        <w:bottom w:val="nil"/>
+        <w:right w:val="nil"/>
+        <w:insideH w:val="nil"/>
+        <w:insideV w:val="nil"/>
+      </w:tblBorders>
+      <w:tblLayout w:type="fixed"/>
+    </w:tblPr>
+    <w:tblGrid>
+      <w:gridCol w:w="620"/>
+      <w:gridCol w:w="9846"/>
+    </w:tblGrid>
+    <w:tr>
+      <w:tc>
+        <w:tcPr>
+          <w:tcW w:w="620" w:type="dxa"/>
+          <w:shd w:val="clear" w:color="auto" w:fill="F3F4F6"/>
+          <w:tcMar>
+            <w:left w:w="60" w:type="dxa"/>
+            <w:right w:w="0" w:type="dxa"/>
+          </w:tcMar>
+          <w:vAlign w:val="center"/>
+        </w:tcPr>
+        <w:p>
+          <w:pPr>
+            <w:spacing w:before="0" w:after="0" w:line="200" w:lineRule="atLeast"/>
+            <w:jc w:val="center"/>
+          </w:pPr>
+          <w:r>
+            <w:rPr>
+              <w:noProof/>
+            </w:rPr>
+            <w:drawing>
+              <wp:inline distT="0" distB="0" distL="0" distR="0">
+                <wp:extent cx="285732" cy="252000"/>
+                <wp:effectExtent l="0" t="0" r="0" b="0"/>
+                <wp:docPr id="12" name="368 logo"/>
+                <wp:cNvGraphicFramePr>
+                  <a:graphicFrameLocks xmlns:a="http://schemas.openxmlformats.org/drawingml/2006/main" noChangeAspect="1"/>
+                </wp:cNvGraphicFramePr>
+                <a:graphic xmlns:a="http://schemas.openxmlformats.org/drawingml/2006/main">
+                  <a:graphicData uri="http://schemas.openxmlformats.org/drawingml/2006/picture">
+                    <pic:pic xmlns:pic="http://schemas.openxmlformats.org/drawingml/2006/picture">
+                      <pic:nvPicPr>
+                        <pic:cNvPr id="12" name="368 logo"/>
+                        <pic:cNvPicPr/>
+                      </pic:nvPicPr>
+                      <pic:blipFill>
+                        <a:blip r:embed="rId1"/>
+                        <a:stretch>
+                          <a:fillRect/>
+                        </a:stretch>
+                      </pic:blipFill>
+                      <pic:spPr>
+                        <a:xfrm>
+                          <a:off x="0" y="0"/>
+                          <a:ext cx="285732" cy="252000"/>
+                        </a:xfrm>
+                        <a:prstGeom prst="rect">
+                          <a:avLst/>
+                        </a:prstGeom>
+                      </pic:spPr>
+                    </pic:pic>
+                  </a:graphicData>
+                </a:graphic>
+              </wp:inline>
+            </w:drawing>
+          </w:r>
+        </w:p>
+      </w:tc>
+      <w:tc>
+        <w:tcPr>
+          <w:tcW w:w="9846" w:type="dxa"/>
+          <w:shd w:val="clear" w:color="auto" w:fill="F3F4F6"/>
+          <w:tcMar>
+            <w:left w:w="80" w:type="dxa"/>
+            <w:right w:w="60" w:type="dxa"/>
+          </w:tcMar>
+          <w:vAlign w:val="center"/>
+        </w:tcPr>
+        <w:p>
+          <w:pPr>
+            <w:spacing w:before="0" w:after="0" w:line="190" w:lineRule="atLeast"/>
+            <w:jc w:val="left"/>
+          </w:pPr>
+          <w:r>
+            <w:rPr>
+              <w:color w:val="5A6675"/>
+              <w:sz w:val="13"/>
+              <w:szCs w:val="13"/>
+            </w:rPr>
+            <w:t xml:space="preserve">Manufactured at / Sản xuất tại:  </w:t>
+          </w:r>
+          <w:r>
+            <w:rPr>
+              <w:b/>
+              <w:bCs/>
+              <w:color w:val="173E7C"/>
+              <w:sz w:val="13"/>
+              <w:szCs w:val="13"/>
+            </w:rPr>
+            <w:t xml:space="preserve">CK368 Workshop — 368 Mechanical Joint Stock Company</w:t>
+          </w:r>
           <w:r>
             <w:rPr>
               <w:i/>
@@ -31340,148 +31366,21 @@
               <w:sz w:val="13"/>
               <w:szCs w:val="13"/>
             </w:rPr>
-            <w:t xml:space="preserve">CÔNG TY CỔ PHẦN CƠ KHÍ </w:t>
-          </w:r>
-          <w:proofErr w:type="gramStart"/>
-          <w:r>
-            <w:rPr>
-              <w:i/>
-              <w:iCs/>
-              <w:color w:val="5A6675"/>
-              <w:sz w:val="13"/>
-              <w:szCs w:val="13"/>
-            </w:rPr>
-            <w:t>368  —</w:t>
-          </w:r>
-          <w:proofErr w:type="gramEnd"/>
-          <w:r>
-            <w:rPr>
-              <w:i/>
-              <w:iCs/>
-              <w:color w:val="5A6675"/>
-              <w:sz w:val="13"/>
-              <w:szCs w:val="13"/>
-            </w:rPr>
-            <w:t xml:space="preserve">  Transmission Couplings</w:t>
+            <w:t xml:space="preserve">   ·   a member of Dai Hong Phat</w:t>
           </w:r>
         </w:p>
         <w:p>
           <w:pPr>
-            <w:spacing w:line="185" w:lineRule="atLeast"/>
-          </w:pPr>
-          <w:proofErr w:type="gramStart"/>
-          <w:r>
-            <w:rPr>
-              <w:color w:val="5A6675"/>
-              <w:sz w:val="11"/>
-              <w:szCs w:val="11"/>
-            </w:rPr>
-            <w:t>An</w:t>
-          </w:r>
-          <w:proofErr w:type="gramEnd"/>
-          <w:r>
-            <w:rPr>
-              <w:color w:val="5A6675"/>
-              <w:sz w:val="11"/>
-              <w:szCs w:val="11"/>
-            </w:rPr>
-            <w:t xml:space="preserve"> Phu 07 Street, </w:t>
-          </w:r>
-          <w:proofErr w:type="gramStart"/>
-          <w:r>
-            <w:rPr>
-              <w:color w:val="5A6675"/>
-              <w:sz w:val="11"/>
-              <w:szCs w:val="11"/>
-            </w:rPr>
-            <w:t>An</w:t>
-          </w:r>
-          <w:proofErr w:type="gramEnd"/>
-          <w:r>
-            <w:rPr>
-              <w:color w:val="5A6675"/>
-              <w:sz w:val="11"/>
-              <w:szCs w:val="11"/>
-            </w:rPr>
-            <w:t xml:space="preserve"> Phu Ward, Ho Chi Minh City, </w:t>
-          </w:r>
-          <w:proofErr w:type="gramStart"/>
-          <w:r>
-            <w:rPr>
-              <w:color w:val="5A6675"/>
-              <w:sz w:val="11"/>
-              <w:szCs w:val="11"/>
-            </w:rPr>
-            <w:t>Vietnam  |</w:t>
-          </w:r>
-          <w:proofErr w:type="gramEnd"/>
-          <w:r>
-            <w:rPr>
-              <w:color w:val="5A6675"/>
-              <w:sz w:val="11"/>
-              <w:szCs w:val="11"/>
-            </w:rPr>
-            <w:t xml:space="preserve">  Tel: 0918 511 </w:t>
-          </w:r>
-          <w:proofErr w:type="gramStart"/>
-          <w:r>
-            <w:rPr>
-              <w:color w:val="5A6675"/>
-              <w:sz w:val="11"/>
-              <w:szCs w:val="11"/>
-            </w:rPr>
-            <w:t>318  |</w:t>
-          </w:r>
-          <w:proofErr w:type="gramEnd"/>
-          <w:r>
-            <w:rPr>
-              <w:color w:val="5A6675"/>
-              <w:sz w:val="11"/>
-              <w:szCs w:val="11"/>
-            </w:rPr>
-            <w:t xml:space="preserve">  info@368mechanical.com</w:t>
-          </w:r>
-        </w:p>
-      </w:tc>
-      <w:tc>
-        <w:tcPr>
-          <w:tcW w:w="2500" w:type="dxa"/>
-          <w:tcMar>
-            <w:top w:w="35" w:type="dxa"/>
-            <w:left w:w="85" w:type="dxa"/>
-            <w:bottom w:w="35" w:type="dxa"/>
-            <w:right w:w="85" w:type="dxa"/>
-          </w:tcMar>
-          <w:vAlign w:val="center"/>
-        </w:tcPr>
-        <w:p>
-          <w:pPr>
-            <w:spacing w:line="185" w:lineRule="atLeast"/>
-            <w:jc w:val="right"/>
+            <w:spacing w:before="0" w:after="0" w:line="170" w:lineRule="atLeast"/>
+            <w:jc w:val="left"/>
           </w:pPr>
           <w:r>
             <w:rPr>
-              <w:b/>
-              <w:bCs/>
-              <w:color w:val="00AEEF"/>
-              <w:sz w:val="11"/>
-              <w:szCs w:val="11"/>
+              <w:color w:val="8A93A0"/>
+              <w:sz w:val="12"/>
+              <w:szCs w:val="12"/>
             </w:rPr>
-            <w:t>QUALITY DOCUMENT</w:t>
-          </w:r>
-        </w:p>
-        <w:p>
-          <w:pPr>
-            <w:spacing w:line="185" w:lineRule="atLeast"/>
-            <w:jc w:val="right"/>
-          </w:pPr>
-          <w:r>
-            <w:rPr>
-              <w:color w:val="5A6675"/>
-              <w:sz w:val="11"/>
-              <w:szCs w:val="11"/>
-            </w:rPr>
-            <w:t>Form F-QC-01 / Rev.01</w:t>
+            <w:t xml:space="preserve">An Phu 07 Street, An Phu Ward, Ho Chi Minh City, Vietnam</w:t>
           </w:r>
         </w:p>
       </w:tc>
@@ -31489,10 +31388,7 @@
   </w:tbl>
   <w:p>
     <w:pPr>
-      <w:pBdr>
-        <w:bottom w:val="single" w:sz="12" w:space="1" w:color="00AEEF"/>
-      </w:pBdr>
-      <w:spacing w:before="35" w:line="55" w:lineRule="exact"/>
+      <w:spacing w:before="0" w:after="0" w:line="60" w:lineRule="exact"/>
     </w:pPr>
   </w:p>
 </w:hdr>

--- a/COC_TEMPLATE.docx
+++ b/COC_TEMPLATE.docx
@@ -31496,7 +31496,7 @@
   <w:docDefaults>
     <w:rPrDefault>
       <w:rPr>
-        <w:rFonts w:ascii="Arial" w:eastAsia="Arial" w:hAnsi="Arial" w:cs="Arial"/>
+        <w:rFonts w:ascii="Play" w:eastAsia="Play" w:hAnsi="Play" w:cs="Play"/>
         <w:color w:val="1A1A1A"/>
         <w:sz w:val="15"/>
         <w:szCs w:val="15"/>
